--- a/personalU/product/p/成資p.docx
+++ b/personalU/product/p/成資p.docx
@@ -25,7 +25,7 @@
         <w:pStyle w:val="FirstParagraph"/>
       </w:pPr>
       <w:r>
-        <w:t xml:space="preserve">我對資訊科技的動機，始於解決開源社群中的繁簡轉換問題。在手動提交多次 PR 後，我意識到缺乏自動化工具的效率極低，因此自學開發了 1800 行的 Bash 工具 replace.sh，透過 fd、rg、OpenCC 與自製 sed 字典的分層架構，處理包含歧義詞判斷在內的繁簡轉換流程，並以此工具在 GitHub 上完成了 145 個被合併的貢獻。這種「發現問題、實作工具、回饋社群」的循環，是我申請資訊工程學系最核心的驅動力。</w:t>
+        <w:t xml:space="preserve">我對資訊科技的動機，始於解決開源社群中的繁簡轉換問題。在手動提交多次 PR 後，我意識到缺乏自動化工具的效率極低，因此自學開發了 1800 行的 Bash 工具 replace.sh，透過 fd、rg、OpenCC 與自製 sed 字典的分層架構，處理包含歧義詞判斷在內的繁簡轉換流程，並以此工具在 GitHub 上完成了約 150 個被合併的貢獻。這種「發現問題、實作工具、回饋社群」的循環，是我申請資訊工程學系最核心的驅動力。</w:t>
       </w:r>
     </w:p>
     <w:bookmarkEnd w:id="20"/>
